--- a/resumes/ryanparman-software-engineer-devtools-devex-workday.docx
+++ b/resumes/ryanparman-software-engineer-devtools-devex-workday.docx
@@ -2,7 +2,7 @@
 <file path=word/document.xml><?xml version="1.0" encoding="utf-8"?>
 <w:document xmlns:w="http://schemas.openxmlformats.org/wordprocessingml/2006/main" xmlns:m="http://schemas.openxmlformats.org/officeDocument/2006/math" xmlns:r="http://schemas.openxmlformats.org/officeDocument/2006/relationships" xmlns:o="urn:schemas-microsoft-com:office:office" xmlns:v="urn:schemas-microsoft-com:vml" xmlns:w10="urn:schemas-microsoft-com:office:word" xmlns:a="http://schemas.openxmlformats.org/drawingml/2006/main" xmlns:pic="http://schemas.openxmlformats.org/drawingml/2006/picture" xmlns:wp="http://schemas.openxmlformats.org/drawingml/2006/wordprocessingDrawing">
   <w:body>
-    <w:bookmarkStart w:id="24" w:name="ryan-parman"/>
+    <w:bookmarkStart w:id="25" w:name="ryan-parman"/>
     <w:p>
       <w:pPr>
         <w:pStyle w:val="Heading1"/>
@@ -76,7 +76,7 @@
         </w:r>
       </w:hyperlink>
     </w:p>
-    <w:bookmarkStart w:id="21" w:name="work-experience"/>
+    <w:bookmarkStart w:id="22" w:name="work-experience"/>
     <w:p>
       <w:pPr>
         <w:pStyle w:val="Heading2"/>
@@ -85,12 +85,66 @@
         <w:t xml:space="preserve">Work Experience</w:t>
       </w:r>
     </w:p>
-    <w:bookmarkStart w:id="14" w:name="senior-technical-program-manager"/>
+    <w:bookmarkStart w:id="14" w:name="cloud-architect"/>
     <w:p>
       <w:pPr>
         <w:pStyle w:val="Heading3"/>
       </w:pPr>
       <w:r>
+        <w:t xml:space="preserve">Cloud Architect</w:t>
+      </w:r>
+    </w:p>
+    <w:p>
+      <w:pPr>
+        <w:pStyle w:val="FirstParagraph"/>
+      </w:pPr>
+      <w:r>
+        <w:t xml:space="preserve">Job Title: Cloud Architect</w:t>
+      </w:r>
+      <w:r>
+        <w:br/>
+      </w:r>
+      <w:r>
+        <w:t xml:space="preserve">Company: Rackspace</w:t>
+      </w:r>
+      <w:r>
+        <w:br/>
+      </w:r>
+      <w:r>
+        <w:t xml:space="preserve">Location: Remote</w:t>
+      </w:r>
+      <w:r>
+        <w:br/>
+      </w:r>
+      <w:r>
+        <w:t xml:space="preserve">From: 12/2025</w:t>
+      </w:r>
+      <w:r>
+        <w:br/>
+      </w:r>
+      <w:r>
+        <w:t xml:space="preserve">To: Present</w:t>
+      </w:r>
+    </w:p>
+    <w:p>
+      <w:pPr>
+        <w:pStyle w:val="Compact"/>
+        <w:numPr>
+          <w:ilvl w:val="0"/>
+          <w:numId w:val="1001"/>
+        </w:numPr>
+      </w:pPr>
+      <w:r>
+        <w:t xml:space="preserve">TBD</w:t>
+      </w:r>
+    </w:p>
+    <w:bookmarkEnd w:id="14"/>
+    <w:bookmarkStart w:id="15" w:name="senior-technical-program-manager"/>
+    <w:p>
+      <w:pPr>
+        <w:pStyle w:val="Heading3"/>
+      </w:pPr>
+      <w:r>
         <w:t xml:space="preserve">Senior Technical Program Manager</w:t>
       </w:r>
     </w:p>
@@ -123,15 +177,15 @@
         <w:br/>
       </w:r>
       <w:r>
-        <w:t xml:space="preserve">To: Present</w:t>
-      </w:r>
-    </w:p>
-    <w:p>
-      <w:pPr>
-        <w:pStyle w:val="Compact"/>
-        <w:numPr>
-          <w:ilvl w:val="0"/>
-          <w:numId w:val="1001"/>
+        <w:t xml:space="preserve">To: 10/2025</w:t>
+      </w:r>
+    </w:p>
+    <w:p>
+      <w:pPr>
+        <w:pStyle w:val="Compact"/>
+        <w:numPr>
+          <w:ilvl w:val="0"/>
+          <w:numId w:val="1002"/>
         </w:numPr>
       </w:pPr>
       <w:r>
@@ -143,7 +197,7 @@
         <w:pStyle w:val="Compact"/>
         <w:numPr>
           <w:ilvl w:val="0"/>
-          <w:numId w:val="1001"/>
+          <w:numId w:val="1002"/>
         </w:numPr>
       </w:pPr>
       <w:r>
@@ -155,15 +209,15 @@
         <w:pStyle w:val="Compact"/>
         <w:numPr>
           <w:ilvl w:val="0"/>
-          <w:numId w:val="1001"/>
+          <w:numId w:val="1002"/>
         </w:numPr>
       </w:pPr>
       <w:r>
         <w:t xml:space="preserve">Streamlined internal-user facing documentation by migrating from multiple systems into a singular system, performing technical editing and leveraging a Diataxis-like approach (project management, technical writing).</w:t>
       </w:r>
     </w:p>
-    <w:bookmarkEnd w:id="14"/>
-    <w:bookmarkStart w:id="15" w:name="principal-engineer-cloud-architecture"/>
+    <w:bookmarkEnd w:id="15"/>
+    <w:bookmarkStart w:id="16" w:name="principal-engineer-cloud-architecture"/>
     <w:p>
       <w:pPr>
         <w:pStyle w:val="Heading3"/>
@@ -209,7 +263,7 @@
         <w:pStyle w:val="Compact"/>
         <w:numPr>
           <w:ilvl w:val="0"/>
-          <w:numId w:val="1002"/>
+          <w:numId w:val="1003"/>
         </w:numPr>
       </w:pPr>
       <w:r>
@@ -221,7 +275,7 @@
         <w:pStyle w:val="Compact"/>
         <w:numPr>
           <w:ilvl w:val="0"/>
-          <w:numId w:val="1002"/>
+          <w:numId w:val="1003"/>
         </w:numPr>
       </w:pPr>
       <w:r>
@@ -233,7 +287,7 @@
         <w:pStyle w:val="Compact"/>
         <w:numPr>
           <w:ilvl w:val="0"/>
-          <w:numId w:val="1002"/>
+          <w:numId w:val="1003"/>
         </w:numPr>
       </w:pPr>
       <w:r>
@@ -245,15 +299,15 @@
         <w:pStyle w:val="Compact"/>
         <w:numPr>
           <w:ilvl w:val="0"/>
-          <w:numId w:val="1002"/>
+          <w:numId w:val="1003"/>
         </w:numPr>
       </w:pPr>
       <w:r>
         <w:t xml:space="preserve">Skills: Go, Docker, Terraform, GitOps, AWS, CloudFront, EC2, ECS, EKS, IAM, Lambda, S3, platform engineering.</w:t>
       </w:r>
     </w:p>
-    <w:bookmarkEnd w:id="15"/>
-    <w:bookmarkStart w:id="16" w:name="principal-cloud-and-platform-engineer"/>
+    <w:bookmarkEnd w:id="16"/>
+    <w:bookmarkStart w:id="17" w:name="principal-cloud-and-platform-engineer"/>
     <w:p>
       <w:pPr>
         <w:pStyle w:val="Heading3"/>
@@ -299,7 +353,7 @@
         <w:pStyle w:val="Compact"/>
         <w:numPr>
           <w:ilvl w:val="0"/>
-          <w:numId w:val="1003"/>
+          <w:numId w:val="1004"/>
         </w:numPr>
       </w:pPr>
       <w:r>
@@ -311,7 +365,7 @@
         <w:pStyle w:val="Compact"/>
         <w:numPr>
           <w:ilvl w:val="0"/>
-          <w:numId w:val="1003"/>
+          <w:numId w:val="1004"/>
         </w:numPr>
       </w:pPr>
       <w:r>
@@ -323,7 +377,7 @@
         <w:pStyle w:val="Compact"/>
         <w:numPr>
           <w:ilvl w:val="0"/>
-          <w:numId w:val="1003"/>
+          <w:numId w:val="1004"/>
         </w:numPr>
       </w:pPr>
       <w:r>
@@ -335,7 +389,7 @@
         <w:pStyle w:val="Compact"/>
         <w:numPr>
           <w:ilvl w:val="0"/>
-          <w:numId w:val="1003"/>
+          <w:numId w:val="1004"/>
         </w:numPr>
       </w:pPr>
       <w:r>
@@ -347,7 +401,7 @@
         <w:pStyle w:val="Compact"/>
         <w:numPr>
           <w:ilvl w:val="0"/>
-          <w:numId w:val="1003"/>
+          <w:numId w:val="1004"/>
         </w:numPr>
       </w:pPr>
       <w:r>
@@ -359,7 +413,7 @@
         <w:pStyle w:val="Compact"/>
         <w:numPr>
           <w:ilvl w:val="0"/>
-          <w:numId w:val="1003"/>
+          <w:numId w:val="1004"/>
         </w:numPr>
       </w:pPr>
       <w:r>
@@ -371,7 +425,7 @@
         <w:pStyle w:val="Compact"/>
         <w:numPr>
           <w:ilvl w:val="0"/>
-          <w:numId w:val="1003"/>
+          <w:numId w:val="1004"/>
         </w:numPr>
       </w:pPr>
       <w:r>
@@ -383,7 +437,7 @@
         <w:pStyle w:val="Compact"/>
         <w:numPr>
           <w:ilvl w:val="0"/>
-          <w:numId w:val="1003"/>
+          <w:numId w:val="1004"/>
         </w:numPr>
       </w:pPr>
       <w:r>
@@ -395,15 +449,15 @@
         <w:pStyle w:val="Compact"/>
         <w:numPr>
           <w:ilvl w:val="0"/>
-          <w:numId w:val="1003"/>
+          <w:numId w:val="1004"/>
         </w:numPr>
       </w:pPr>
       <w:r>
         <w:t xml:space="preserve">Skills: Artifactory, AWS Identity Center, AWS ImageBuilder, AWS Secrets Manager, AWS, Bash, CIS, CloudFormation, CloudFront, Control Tower, Datadog, Docker, EC2, ECS, EKS, GitHub Actions, GitOps, Go, Gradle, IAM, Lambda, Maven, New Relic, Node.js, Packer, PostgreSQL, Python, S3, Terraform, Ubuntu, kubectl, async/concurrency, cybersecurity, Linux packaging, observability, project management, platform engineering.</w:t>
       </w:r>
     </w:p>
-    <w:bookmarkEnd w:id="16"/>
-    <w:bookmarkStart w:id="17" w:name="site-reliability-engineering-manager"/>
+    <w:bookmarkEnd w:id="17"/>
+    <w:bookmarkStart w:id="18" w:name="site-reliability-engineering-manager"/>
     <w:p>
       <w:pPr>
         <w:pStyle w:val="Heading3"/>
@@ -449,7 +503,7 @@
         <w:pStyle w:val="Compact"/>
         <w:numPr>
           <w:ilvl w:val="0"/>
-          <w:numId w:val="1004"/>
+          <w:numId w:val="1005"/>
         </w:numPr>
       </w:pPr>
       <w:r>
@@ -461,7 +515,7 @@
         <w:pStyle w:val="Compact"/>
         <w:numPr>
           <w:ilvl w:val="0"/>
-          <w:numId w:val="1004"/>
+          <w:numId w:val="1005"/>
         </w:numPr>
       </w:pPr>
       <w:r>
@@ -473,7 +527,7 @@
         <w:pStyle w:val="Compact"/>
         <w:numPr>
           <w:ilvl w:val="0"/>
-          <w:numId w:val="1004"/>
+          <w:numId w:val="1005"/>
         </w:numPr>
       </w:pPr>
       <w:r>
@@ -485,7 +539,7 @@
         <w:pStyle w:val="Compact"/>
         <w:numPr>
           <w:ilvl w:val="0"/>
-          <w:numId w:val="1004"/>
+          <w:numId w:val="1005"/>
         </w:numPr>
       </w:pPr>
       <w:r>
@@ -497,7 +551,7 @@
         <w:pStyle w:val="Compact"/>
         <w:numPr>
           <w:ilvl w:val="0"/>
-          <w:numId w:val="1004"/>
+          <w:numId w:val="1005"/>
         </w:numPr>
       </w:pPr>
       <w:r>
@@ -509,15 +563,15 @@
         <w:pStyle w:val="Compact"/>
         <w:numPr>
           <w:ilvl w:val="0"/>
-          <w:numId w:val="1004"/>
+          <w:numId w:val="1005"/>
         </w:numPr>
       </w:pPr>
       <w:r>
         <w:t xml:space="preserve">Skills: AWS, Bash, CIS, CloudFront, Datadog, Docker, EC2, ECS, GitHub Actions, GitOps, Go, IAM, Lambda, New Relic, Packer, PostgreSQL, Python, S3, Secrets Manager, Terraform, async/concurrency, cybersecurity, observability, platform engineering.</w:t>
       </w:r>
     </w:p>
-    <w:bookmarkEnd w:id="17"/>
-    <w:bookmarkStart w:id="18" w:name="staff-software-engineer"/>
+    <w:bookmarkEnd w:id="18"/>
+    <w:bookmarkStart w:id="19" w:name="staff-software-engineer"/>
     <w:p>
       <w:pPr>
         <w:pStyle w:val="Heading3"/>
@@ -563,7 +617,7 @@
         <w:pStyle w:val="Compact"/>
         <w:numPr>
           <w:ilvl w:val="0"/>
-          <w:numId w:val="1005"/>
+          <w:numId w:val="1006"/>
         </w:numPr>
       </w:pPr>
       <w:r>
@@ -575,7 +629,7 @@
         <w:pStyle w:val="Compact"/>
         <w:numPr>
           <w:ilvl w:val="0"/>
-          <w:numId w:val="1005"/>
+          <w:numId w:val="1006"/>
         </w:numPr>
       </w:pPr>
       <w:r>
@@ -587,7 +641,7 @@
         <w:pStyle w:val="Compact"/>
         <w:numPr>
           <w:ilvl w:val="0"/>
-          <w:numId w:val="1005"/>
+          <w:numId w:val="1006"/>
         </w:numPr>
       </w:pPr>
       <w:r>
@@ -599,7 +653,7 @@
         <w:pStyle w:val="Compact"/>
         <w:numPr>
           <w:ilvl w:val="0"/>
-          <w:numId w:val="1005"/>
+          <w:numId w:val="1006"/>
         </w:numPr>
       </w:pPr>
       <w:r>
@@ -611,15 +665,15 @@
         <w:pStyle w:val="Compact"/>
         <w:numPr>
           <w:ilvl w:val="0"/>
-          <w:numId w:val="1005"/>
+          <w:numId w:val="1006"/>
         </w:numPr>
       </w:pPr>
       <w:r>
         <w:t xml:space="preserve">Skills: Amazon ECS, Docker, ePubs, ffmpeg, GraphQL, HLS, Packer, PHP, REST, Terraform, observability, technical leadership, technical writing.</w:t>
       </w:r>
     </w:p>
-    <w:bookmarkEnd w:id="18"/>
-    <w:bookmarkStart w:id="19" w:name="senior-devops-engineer"/>
+    <w:bookmarkEnd w:id="19"/>
+    <w:bookmarkStart w:id="20" w:name="senior-devops-engineer"/>
     <w:p>
       <w:pPr>
         <w:pStyle w:val="Heading3"/>
@@ -665,7 +719,7 @@
         <w:pStyle w:val="Compact"/>
         <w:numPr>
           <w:ilvl w:val="0"/>
-          <w:numId w:val="1006"/>
+          <w:numId w:val="1007"/>
         </w:numPr>
       </w:pPr>
       <w:r>
@@ -677,7 +731,7 @@
         <w:pStyle w:val="Compact"/>
         <w:numPr>
           <w:ilvl w:val="0"/>
-          <w:numId w:val="1006"/>
+          <w:numId w:val="1007"/>
         </w:numPr>
       </w:pPr>
       <w:r>
@@ -689,7 +743,7 @@
         <w:pStyle w:val="Compact"/>
         <w:numPr>
           <w:ilvl w:val="0"/>
-          <w:numId w:val="1006"/>
+          <w:numId w:val="1007"/>
         </w:numPr>
       </w:pPr>
       <w:r>
@@ -701,15 +755,15 @@
         <w:pStyle w:val="Compact"/>
         <w:numPr>
           <w:ilvl w:val="0"/>
-          <w:numId w:val="1006"/>
+          <w:numId w:val="1007"/>
         </w:numPr>
       </w:pPr>
       <w:r>
         <w:t xml:space="preserve">Explored configuration-as-code for cloud infrastructure in Google Cloud to improve reliability and efficiency (Python, Terraform).</w:t>
       </w:r>
     </w:p>
-    <w:bookmarkEnd w:id="19"/>
-    <w:bookmarkStart w:id="20" w:name="senior-api-engineer"/>
+    <w:bookmarkEnd w:id="20"/>
+    <w:bookmarkStart w:id="21" w:name="senior-api-engineer"/>
     <w:p>
       <w:pPr>
         <w:pStyle w:val="Heading3"/>
@@ -755,7 +809,7 @@
         <w:pStyle w:val="Compact"/>
         <w:numPr>
           <w:ilvl w:val="0"/>
-          <w:numId w:val="1007"/>
+          <w:numId w:val="1008"/>
         </w:numPr>
       </w:pPr>
       <w:r>
@@ -767,7 +821,7 @@
         <w:pStyle w:val="Compact"/>
         <w:numPr>
           <w:ilvl w:val="0"/>
-          <w:numId w:val="1007"/>
+          <w:numId w:val="1008"/>
         </w:numPr>
       </w:pPr>
       <w:r>
@@ -779,7 +833,7 @@
         <w:pStyle w:val="Compact"/>
         <w:numPr>
           <w:ilvl w:val="0"/>
-          <w:numId w:val="1007"/>
+          <w:numId w:val="1008"/>
         </w:numPr>
       </w:pPr>
       <w:r>
@@ -791,16 +845,16 @@
         <w:pStyle w:val="Compact"/>
         <w:numPr>
           <w:ilvl w:val="0"/>
-          <w:numId w:val="1007"/>
+          <w:numId w:val="1008"/>
         </w:numPr>
       </w:pPr>
       <w:r>
         <w:t xml:space="preserve">Expanded WePay's payment security offerings by designing MFA-as-a-Service (U.S. patent filing US15042104).</w:t>
       </w:r>
     </w:p>
-    <w:bookmarkEnd w:id="20"/>
     <w:bookmarkEnd w:id="21"/>
-    <w:bookmarkStart w:id="22" w:name="skills"/>
+    <w:bookmarkEnd w:id="22"/>
+    <w:bookmarkStart w:id="23" w:name="skills"/>
     <w:p>
       <w:pPr>
         <w:pStyle w:val="Heading2"/>
@@ -825,8 +879,8 @@
         <w:t xml:space="preserve">CI/CD, AWS, Bash, CircleCI, Docker, GitHub Actions, Git, Go, GraphQL, HLS, JWT, JavaScript, PHP, Python, Redis, Vagrant, ffmpeg, twelve-factor applications, automation, code generation, concurrency, containerization, debugging, documentation, microservices, multi-platform, optimization, performance, platforms, refactoring, scalability, security, test-driven development, testing.</w:t>
       </w:r>
     </w:p>
-    <w:bookmarkEnd w:id="22"/>
-    <w:bookmarkStart w:id="23" w:name="education"/>
+    <w:bookmarkEnd w:id="23"/>
+    <w:bookmarkStart w:id="24" w:name="education"/>
     <w:p>
       <w:pPr>
         <w:pStyle w:val="Heading2"/>
@@ -843,8 +897,8 @@
         <w:t xml:space="preserve">Silicon Valley College (now Carrington College), San Jose, CA. Bachelor of Arts, Design and Visualization</w:t>
       </w:r>
     </w:p>
-    <w:bookmarkEnd w:id="23"/>
     <w:bookmarkEnd w:id="24"/>
+    <w:bookmarkEnd w:id="25"/>
     <w:sectPr>
       <w:pgSz w:h="15840" w:w="12240"/>
       <w:pgMar w:bottom="1440" w:footer="720" w:gutter="0" w:header="720" w:left="1440" w:right="1440" w:top="1440"/>
@@ -1297,6 +1351,9 @@
     <w:abstractNumId w:val="991"/>
   </w:num>
   <w:num w:numId="1007">
+    <w:abstractNumId w:val="991"/>
+  </w:num>
+  <w:num w:numId="1008">
     <w:abstractNumId w:val="991"/>
   </w:num>
 </w:numbering>

--- a/resumes/ryanparman-software-engineer-devtools-devex-workday.docx
+++ b/resumes/ryanparman-software-engineer-devtools-devex-workday.docx
@@ -85,13 +85,13 @@
         <w:t xml:space="preserve">Work Experience</w:t>
       </w:r>
     </w:p>
-    <w:bookmarkStart w:id="14" w:name="cloud-architect"/>
+    <w:bookmarkStart w:id="14" w:name="cloud-solutions-architect"/>
     <w:p>
       <w:pPr>
         <w:pStyle w:val="Heading3"/>
       </w:pPr>
       <w:r>
-        <w:t xml:space="preserve">Cloud Architect</w:t>
+        <w:t xml:space="preserve">Cloud Solutions Architect</w:t>
       </w:r>
     </w:p>
     <w:p>
@@ -99,7 +99,7 @@
         <w:pStyle w:val="FirstParagraph"/>
       </w:pPr>
       <w:r>
-        <w:t xml:space="preserve">Job Title: Cloud Architect</w:t>
+        <w:t xml:space="preserve">Job Title: Cloud Solutions Architect</w:t>
       </w:r>
       <w:r>
         <w:br/>

--- a/resumes/ryanparman-software-engineer-devtools-devex-workday.docx
+++ b/resumes/ryanparman-software-engineer-devtools-devex-workday.docx
@@ -2,7 +2,7 @@
 <file path=word/document.xml><?xml version="1.0" encoding="utf-8"?>
 <w:document xmlns:w="http://schemas.openxmlformats.org/wordprocessingml/2006/main" xmlns:m="http://schemas.openxmlformats.org/officeDocument/2006/math" xmlns:r="http://schemas.openxmlformats.org/officeDocument/2006/relationships" xmlns:o="urn:schemas-microsoft-com:office:office" xmlns:v="urn:schemas-microsoft-com:vml" xmlns:w10="urn:schemas-microsoft-com:office:word" xmlns:a="http://schemas.openxmlformats.org/drawingml/2006/main" xmlns:pic="http://schemas.openxmlformats.org/drawingml/2006/picture" xmlns:wp="http://schemas.openxmlformats.org/drawingml/2006/wordprocessingDrawing">
   <w:body>
-    <w:bookmarkStart w:id="25" w:name="ryan-parman"/>
+    <w:bookmarkStart w:id="23" w:name="ryan-parman"/>
     <w:p>
       <w:pPr>
         <w:pStyle w:val="Heading1"/>
@@ -76,7 +76,7 @@
         </w:r>
       </w:hyperlink>
     </w:p>
-    <w:bookmarkStart w:id="22" w:name="work-experience"/>
+    <w:bookmarkStart w:id="20" w:name="work-experience"/>
     <w:p>
       <w:pPr>
         <w:pStyle w:val="Heading2"/>
@@ -135,7 +135,31 @@
         </w:numPr>
       </w:pPr>
       <w:r>
-        <w:t xml:space="preserve">TBD</w:t>
+        <w:t xml:space="preserve">Worked with a variety of clients in different industries.</w:t>
+      </w:r>
+    </w:p>
+    <w:p>
+      <w:pPr>
+        <w:pStyle w:val="Compact"/>
+        <w:numPr>
+          <w:ilvl w:val="0"/>
+          <w:numId w:val="1001"/>
+        </w:numPr>
+      </w:pPr>
+      <w:r>
+        <w:t xml:space="preserve">Invested in approaches to get agentic development agents to provide high-quality results (e.g., spec-driven development, steering files, determinate validation of agentic results, custom MCP servers, token management).</w:t>
+      </w:r>
+    </w:p>
+    <w:p>
+      <w:pPr>
+        <w:pStyle w:val="Compact"/>
+        <w:numPr>
+          <w:ilvl w:val="0"/>
+          <w:numId w:val="1001"/>
+        </w:numPr>
+      </w:pPr>
+      <w:r>
+        <w:t xml:space="preserve">Terraform, AWS, and Go development (odds and ends).</w:t>
       </w:r>
     </w:p>
     <w:bookmarkEnd w:id="14"/>
@@ -673,13 +697,14 @@
       </w:r>
     </w:p>
     <w:bookmarkEnd w:id="19"/>
-    <w:bookmarkStart w:id="20" w:name="senior-devops-engineer"/>
-    <w:p>
-      <w:pPr>
-        <w:pStyle w:val="Heading3"/>
-      </w:pPr>
-      <w:r>
-        <w:t xml:space="preserve">Senior DevOps Engineer</w:t>
+    <w:bookmarkEnd w:id="20"/>
+    <w:bookmarkStart w:id="21" w:name="skills"/>
+    <w:p>
+      <w:pPr>
+        <w:pStyle w:val="Heading2"/>
+      </w:pPr>
+      <w:r>
+        <w:t xml:space="preserve">Skills</w:t>
       </w:r>
     </w:p>
     <w:p>
@@ -687,89 +712,25 @@
         <w:pStyle w:val="FirstParagraph"/>
       </w:pPr>
       <w:r>
-        <w:t xml:space="preserve">Job Title: Senior DevOps Engineer</w:t>
-      </w:r>
-      <w:r>
-        <w:br/>
-      </w:r>
-      <w:r>
-        <w:t xml:space="preserve">Company: WePay</w:t>
-      </w:r>
-      <w:r>
-        <w:br/>
-      </w:r>
-      <w:r>
-        <w:t xml:space="preserve">Location: Redwood City, CA</w:t>
-      </w:r>
-      <w:r>
-        <w:br/>
-      </w:r>
-      <w:r>
-        <w:t xml:space="preserve">From: 04/2015</w:t>
-      </w:r>
-      <w:r>
-        <w:br/>
-      </w:r>
-      <w:r>
-        <w:t xml:space="preserve">To: 09/2016</w:t>
-      </w:r>
-    </w:p>
-    <w:p>
-      <w:pPr>
-        <w:pStyle w:val="Compact"/>
-        <w:numPr>
-          <w:ilvl w:val="0"/>
-          <w:numId w:val="1007"/>
-        </w:numPr>
-      </w:pPr>
-      <w:r>
-        <w:t xml:space="preserve">Led a cross-company initiative to upgrade the monolithic application from PHP 5.4 to PHP 5.6 (the latest at the time). Facilitated cross-team collaboration among all major engineering teams and QA departments to achieve results (PHP, project management).</w:t>
-      </w:r>
-    </w:p>
-    <w:p>
-      <w:pPr>
-        <w:pStyle w:val="Compact"/>
-        <w:numPr>
-          <w:ilvl w:val="0"/>
-          <w:numId w:val="1007"/>
-        </w:numPr>
-      </w:pPr>
-      <w:r>
-        <w:t xml:space="preserve">Initiated a program to automate the creation of base server images for cloud servers. This allowed new servers to boot and begin serving traffic ~75% faster (GCP, Python, Ansible).</w:t>
-      </w:r>
-    </w:p>
-    <w:p>
-      <w:pPr>
-        <w:pStyle w:val="Compact"/>
-        <w:numPr>
-          <w:ilvl w:val="0"/>
-          <w:numId w:val="1007"/>
-        </w:numPr>
-      </w:pPr>
-      <w:r>
-        <w:t xml:space="preserve">Invested in observability systems to prevent customer-facing issues (New Relic, Grafana).</w:t>
-      </w:r>
-    </w:p>
-    <w:p>
-      <w:pPr>
-        <w:pStyle w:val="Compact"/>
-        <w:numPr>
-          <w:ilvl w:val="0"/>
-          <w:numId w:val="1007"/>
-        </w:numPr>
-      </w:pPr>
-      <w:r>
-        <w:t xml:space="preserve">Explored configuration-as-code for cloud infrastructure in Google Cloud to improve reliability and efficiency (Python, Terraform).</w:t>
-      </w:r>
-    </w:p>
-    <w:bookmarkEnd w:id="20"/>
-    <w:bookmarkStart w:id="21" w:name="senior-api-engineer"/>
-    <w:p>
-      <w:pPr>
-        <w:pStyle w:val="Heading3"/>
-      </w:pPr>
-      <w:r>
-        <w:t xml:space="preserve">Senior API Engineer</w:t>
+        <w:t xml:space="preserve">This list is not exhaustive, but these are software and hard skills I leveraged in the roles above which are most relevant to Software Engineering and DevTools roles.</w:t>
+      </w:r>
+    </w:p>
+    <w:p>
+      <w:pPr>
+        <w:pStyle w:val="BodyText"/>
+      </w:pPr>
+      <w:r>
+        <w:t xml:space="preserve">CI/CD, AWS, Bash, CircleCI, Docker, GitHub Actions, Git, Go, GraphQL, HLS, JWT, JavaScript, PHP, Python, Redis, Vagrant, ffmpeg, twelve-factor applications, automation, code generation, concurrency, containerization, debugging, documentation, microservices, multi-platform, optimization, performance, platforms, refactoring, scalability, security, test-driven development, testing.</w:t>
+      </w:r>
+    </w:p>
+    <w:bookmarkEnd w:id="21"/>
+    <w:bookmarkStart w:id="22" w:name="education"/>
+    <w:p>
+      <w:pPr>
+        <w:pStyle w:val="Heading2"/>
+      </w:pPr>
+      <w:r>
+        <w:t xml:space="preserve">Education</w:t>
       </w:r>
     </w:p>
     <w:p>
@@ -777,128 +738,11 @@
         <w:pStyle w:val="FirstParagraph"/>
       </w:pPr>
       <w:r>
-        <w:t xml:space="preserve">Job Title: Senior API Engineer</w:t>
-      </w:r>
-      <w:r>
-        <w:br/>
-      </w:r>
-      <w:r>
-        <w:t xml:space="preserve">Company: WePay</w:t>
-      </w:r>
-      <w:r>
-        <w:br/>
-      </w:r>
-      <w:r>
-        <w:t xml:space="preserve">Location: Palo Alto, CA</w:t>
-      </w:r>
-      <w:r>
-        <w:br/>
-      </w:r>
-      <w:r>
-        <w:t xml:space="preserve">From: 04/2014</w:t>
-      </w:r>
-      <w:r>
-        <w:br/>
-      </w:r>
-      <w:r>
-        <w:t xml:space="preserve">To: 04/2015</w:t>
-      </w:r>
-    </w:p>
-    <w:p>
-      <w:pPr>
-        <w:pStyle w:val="Compact"/>
-        <w:numPr>
-          <w:ilvl w:val="0"/>
-          <w:numId w:val="1008"/>
-        </w:numPr>
-      </w:pPr>
-      <w:r>
-        <w:t xml:space="preserve">Led the company's HackerOne security program, coordinating across teams to address security issues.</w:t>
-      </w:r>
-    </w:p>
-    <w:p>
-      <w:pPr>
-        <w:pStyle w:val="Compact"/>
-        <w:numPr>
-          <w:ilvl w:val="0"/>
-          <w:numId w:val="1008"/>
-        </w:numPr>
-      </w:pPr>
-      <w:r>
-        <w:t xml:space="preserve">Brought performance improvements, new features, improved testing processes, and new QA tooling to WePay (PHP, BDD, TDD).</w:t>
-      </w:r>
-    </w:p>
-    <w:p>
-      <w:pPr>
-        <w:pStyle w:val="Compact"/>
-        <w:numPr>
-          <w:ilvl w:val="0"/>
-          <w:numId w:val="1008"/>
-        </w:numPr>
-      </w:pPr>
-      <w:r>
-        <w:t xml:space="preserve">Built a local development environment for engineering teams using Vagrant and VMWare Fusion. Eliminated works on my machine, and reduced new engineer onboarding time from 2 weeks to 1 day (measured by when a new employee could make their first commit).</w:t>
-      </w:r>
-    </w:p>
-    <w:p>
-      <w:pPr>
-        <w:pStyle w:val="Compact"/>
-        <w:numPr>
-          <w:ilvl w:val="0"/>
-          <w:numId w:val="1008"/>
-        </w:numPr>
-      </w:pPr>
-      <w:r>
-        <w:t xml:space="preserve">Expanded WePay's payment security offerings by designing MFA-as-a-Service (U.S. patent filing US15042104).</w:t>
-      </w:r>
-    </w:p>
-    <w:bookmarkEnd w:id="21"/>
+        <w:t xml:space="preserve">Silicon Valley College (now Carrington College), San Jose, CA. Bachelor of Arts, Design and Visualization</w:t>
+      </w:r>
+    </w:p>
     <w:bookmarkEnd w:id="22"/>
-    <w:bookmarkStart w:id="23" w:name="skills"/>
-    <w:p>
-      <w:pPr>
-        <w:pStyle w:val="Heading2"/>
-      </w:pPr>
-      <w:r>
-        <w:t xml:space="preserve">Skills</w:t>
-      </w:r>
-    </w:p>
-    <w:p>
-      <w:pPr>
-        <w:pStyle w:val="FirstParagraph"/>
-      </w:pPr>
-      <w:r>
-        <w:t xml:space="preserve">This list is not exhaustive, but these are software and hard skills I leveraged in the roles above which are most relevant to Software Engineering and DevTools roles.</w:t>
-      </w:r>
-    </w:p>
-    <w:p>
-      <w:pPr>
-        <w:pStyle w:val="BodyText"/>
-      </w:pPr>
-      <w:r>
-        <w:t xml:space="preserve">CI/CD, AWS, Bash, CircleCI, Docker, GitHub Actions, Git, Go, GraphQL, HLS, JWT, JavaScript, PHP, Python, Redis, Vagrant, ffmpeg, twelve-factor applications, automation, code generation, concurrency, containerization, debugging, documentation, microservices, multi-platform, optimization, performance, platforms, refactoring, scalability, security, test-driven development, testing.</w:t>
-      </w:r>
-    </w:p>
     <w:bookmarkEnd w:id="23"/>
-    <w:bookmarkStart w:id="24" w:name="education"/>
-    <w:p>
-      <w:pPr>
-        <w:pStyle w:val="Heading2"/>
-      </w:pPr>
-      <w:r>
-        <w:t xml:space="preserve">Education</w:t>
-      </w:r>
-    </w:p>
-    <w:p>
-      <w:pPr>
-        <w:pStyle w:val="FirstParagraph"/>
-      </w:pPr>
-      <w:r>
-        <w:t xml:space="preserve">Silicon Valley College (now Carrington College), San Jose, CA. Bachelor of Arts, Design and Visualization</w:t>
-      </w:r>
-    </w:p>
-    <w:bookmarkEnd w:id="24"/>
-    <w:bookmarkEnd w:id="25"/>
     <w:sectPr>
       <w:pgSz w:h="15840" w:w="12240"/>
       <w:pgMar w:bottom="1440" w:footer="720" w:gutter="0" w:header="720" w:left="1440" w:right="1440" w:top="1440"/>
@@ -1348,12 +1192,6 @@
     <w:abstractNumId w:val="991"/>
   </w:num>
   <w:num w:numId="1006">
-    <w:abstractNumId w:val="991"/>
-  </w:num>
-  <w:num w:numId="1007">
-    <w:abstractNumId w:val="991"/>
-  </w:num>
-  <w:num w:numId="1008">
     <w:abstractNumId w:val="991"/>
   </w:num>
 </w:numbering>
